--- a/prosedurler/EMS.LB.TL.09.04. Sampling and Test Result Evaluation Instruction.docx
+++ b/prosedurler/EMS.LB.TL.09.04. Sampling and Test Result Evaluation Instruction.docx
@@ -676,7 +676,7 @@
           <w:sz w:val="24"/>
           <w:szCs w:val="24"/>
         </w:rPr>
-        <w:t xml:space="preserve">2.2. Register the sample on the Sample Registration Form (FRM-LAB-01) when it is received; check that the quantity is sufficient and the identification is complete; incomplete samples are returned to the sender.</w:t>
+        <w:t xml:space="preserve">2.2. Register the sample on the Sample Registration Form (EMS.LB.FRM.09.01) when it is received; check that the quantity is sufficient and the identification is complete; incomplete samples are returned to the sender.</w:t>
       </w:r>
     </w:p>
     <w:p>
@@ -959,7 +959,7 @@
           <w:sz w:val="24"/>
           <w:szCs w:val="24"/>
         </w:rPr>
-        <w:t xml:space="preserve">5.1. Quality Assurance reviews all test results of the lot together with inspection results and completes the Lot Decision Form (FRM-LAB-04): accept, reject, rework or conditional release (concession approved by the customer or the Quality Manager).</w:t>
+        <w:t xml:space="preserve">5.1. Quality Assurance reviews all test results of the lot together with inspection results and completes the Lot Decision Form (EMS.LB.FRM.09.03): accept, reject, rework or conditional release (concession approved by the customer or the Quality Manager).</w:t>
       </w:r>
     </w:p>
     <w:p>
@@ -1279,7 +1279,7 @@
           <w:sz w:val="24"/>
           <w:szCs w:val="24"/>
         </w:rPr>
-        <w:t xml:space="preserve">PRS-LAB-01 Sampling and Test Plan Procedure; TLM-LAB-01 Sampling instruction; TLM-LAB-07 Test result evaluation</w:t>
+        <w:t xml:space="preserve">EMS.LB.PRO.09.01 Sampling and Test Plan Procedure; EMS.LB.TL.09.04 Sampling instruction; EMS.LB.TL.09.04 Test result evaluation</w:t>
       </w:r>
     </w:p>
     <w:p>
@@ -1298,7 +1298,7 @@
           <w:sz w:val="24"/>
           <w:szCs w:val="24"/>
         </w:rPr>
-        <w:t xml:space="preserve">FRM-LAB-01 Sample Registration Form; FRM-LAB-04 Lot Decision Form; EMS.QA.FRM.01.02 Fabric Test Result Form; EMS.QA.FRM.07.11 Test Report</w:t>
+        <w:t xml:space="preserve">EMS.LB.FRM.09.01 Sample Registration Form; EMS.LB.FRM.09.03 Lot Decision Form; EMS.QA.FRM.01.02 Fabric Test Result Form; EMS.QA.FRM.07.11 Test Report</w:t>
       </w:r>
     </w:p>
     <w:p>
@@ -2121,7 +2121,7 @@
           <w:sz w:val="24"/>
           <w:szCs w:val="24"/>
         </w:rPr>
-        <w:t xml:space="preserve">2.2. تُسجَّل العينة في نموذج تسجيل العينات (FRM-LAB-01) عند استلامها؛ ويتم التحقق من كفاية الكمية واكتمال التعريف؛ وتُعاد العينات الناقصة إلى المرسل.</w:t>
+        <w:t xml:space="preserve">2.2. تُسجَّل العينة في نموذج تسجيل العينات (EMS.LB.FRM.09.01) عند استلامها؛ ويتم التحقق من كفاية الكمية واكتمال التعريف؛ وتُعاد العينات الناقصة إلى المرسل.</w:t>
       </w:r>
     </w:p>
     <w:p>
@@ -2439,7 +2439,7 @@
           <w:sz w:val="24"/>
           <w:szCs w:val="24"/>
         </w:rPr>
-        <w:t xml:space="preserve">5.1. يراجع ضمان الجودة جميع نتائج اختبارات الدفعة مع نتائج الفحص ويستكمل نموذج قرار الدفعة (FRM-LAB-04): قبول أو رفض أو إعادة معالجة أو إفراج مشروط (استثناء يعتمده العميل أو مدير الجودة).</w:t>
+        <w:t xml:space="preserve">5.1. يراجع ضمان الجودة جميع نتائج اختبارات الدفعة مع نتائج الفحص ويستكمل نموذج قرار الدفعة (EMS.LB.FRM.09.03): قبول أو رفض أو إعادة معالجة أو إفراج مشروط (استثناء يعتمده العميل أو مدير الجودة).</w:t>
       </w:r>
     </w:p>
     <w:p>
@@ -2796,7 +2796,7 @@
           <w:sz w:val="24"/>
           <w:szCs w:val="24"/>
         </w:rPr>
-        <w:t xml:space="preserve">PRS-LAB-01 إجراء أخذ العينات وخطة الاختبار؛ TLM-LAB-01 تعليمات أخذ العينات؛ TLM-LAB-07 تقييم نتائج الاختبار</w:t>
+        <w:t xml:space="preserve">EMS.LB.PRO.09.01 إجراء أخذ العينات وخطة الاختبار؛ EMS.LB.TL.09.04 تعليمات أخذ العينات؛ EMS.LB.TL.09.04 تقييم نتائج الاختبار</w:t>
       </w:r>
     </w:p>
     <w:p>
@@ -2817,7 +2817,7 @@
           <w:sz w:val="24"/>
           <w:szCs w:val="24"/>
         </w:rPr>
-        <w:t xml:space="preserve">FRM-LAB-01 نموذج تسجيل العينات؛ FRM-LAB-04 نموذج قرار الدفعة؛ EMS.QA.FRM.01.02 نموذج نتائج اختبار القماش؛ EMS.QA.FRM.07.11 تقرير الاختبار</w:t>
+        <w:t xml:space="preserve">EMS.LB.FRM.09.01 نموذج تسجيل العينات؛ EMS.LB.FRM.09.03 نموذج قرار الدفعة؛ EMS.QA.FRM.01.02 نموذج نتائج اختبار القماش؛ EMS.QA.FRM.07.11 تقرير الاختبار</w:t>
       </w:r>
     </w:p>
     <w:p>
